--- a/Run_faceID.docx
+++ b/Run_faceID.docx
@@ -630,301 +630,19 @@
           <w:sz w:val="20"/>
           <w:szCs w:val="20"/>
         </w:rPr>
-        <w:t xml:space="preserve"> clone https://github.com/mukeshxmarco/Student-face-recognize-AI-app.git</w:t>
-      </w:r>
-    </w:p>
-    <w:p>
-      <w:pPr>
-        <w:shd w:val="clear" w:color="auto" w:fill="FFFFFF"/>
-        <w:spacing w:before="240" w:after="240" w:line="240" w:lineRule="auto"/>
-        <w:rPr>
-          <w:rFonts w:ascii="Segoe UI" w:eastAsia="Times New Roman" w:hAnsi="Segoe UI" w:cs="Segoe UI"/>
-          <w:color w:val="0F1115"/>
-          <w:sz w:val="24"/>
-          <w:szCs w:val="24"/>
-        </w:rPr>
-      </w:pPr>
-      <w:proofErr w:type="spellStart"/>
-      <w:r>
-        <w:rPr>
-          <w:rFonts w:ascii="Segoe UI" w:eastAsia="Times New Roman" w:hAnsi="Segoe UI" w:cs="Segoe UI"/>
-          <w:color w:val="0F1115"/>
-          <w:sz w:val="24"/>
-          <w:szCs w:val="24"/>
-        </w:rPr>
-        <w:t>Sau</w:t>
-      </w:r>
-      <w:proofErr w:type="spellEnd"/>
-      <w:r>
-        <w:rPr>
-          <w:rFonts w:ascii="Segoe UI" w:eastAsia="Times New Roman" w:hAnsi="Segoe UI" w:cs="Segoe UI"/>
-          <w:color w:val="0F1115"/>
-          <w:sz w:val="24"/>
-          <w:szCs w:val="24"/>
-        </w:rPr>
-        <w:t xml:space="preserve"> </w:t>
-      </w:r>
-      <w:proofErr w:type="spellStart"/>
-      <w:r>
-        <w:rPr>
-          <w:rFonts w:ascii="Segoe UI" w:eastAsia="Times New Roman" w:hAnsi="Segoe UI" w:cs="Segoe UI"/>
-          <w:color w:val="0F1115"/>
-          <w:sz w:val="24"/>
-          <w:szCs w:val="24"/>
-        </w:rPr>
-        <w:t>khi</w:t>
-      </w:r>
-      <w:proofErr w:type="spellEnd"/>
-      <w:r>
-        <w:rPr>
-          <w:rFonts w:ascii="Segoe UI" w:eastAsia="Times New Roman" w:hAnsi="Segoe UI" w:cs="Segoe UI"/>
-          <w:color w:val="0F1115"/>
-          <w:sz w:val="24"/>
-          <w:szCs w:val="24"/>
-        </w:rPr>
         <w:t xml:space="preserve"> clone </w:t>
       </w:r>
-      <w:proofErr w:type="spellStart"/>
-      <w:r>
-        <w:rPr>
-          <w:rFonts w:ascii="Segoe UI" w:eastAsia="Times New Roman" w:hAnsi="Segoe UI" w:cs="Segoe UI"/>
-          <w:color w:val="0F1115"/>
-          <w:sz w:val="24"/>
-          <w:szCs w:val="24"/>
-        </w:rPr>
-        <w:t>thành</w:t>
-      </w:r>
-      <w:proofErr w:type="spellEnd"/>
-      <w:r>
-        <w:rPr>
-          <w:rFonts w:ascii="Segoe UI" w:eastAsia="Times New Roman" w:hAnsi="Segoe UI" w:cs="Segoe UI"/>
-          <w:color w:val="0F1115"/>
-          <w:sz w:val="24"/>
-          <w:szCs w:val="24"/>
-        </w:rPr>
-        <w:t xml:space="preserve"> </w:t>
-      </w:r>
-      <w:proofErr w:type="spellStart"/>
-      <w:r>
-        <w:rPr>
-          <w:rFonts w:ascii="Segoe UI" w:eastAsia="Times New Roman" w:hAnsi="Segoe UI" w:cs="Segoe UI"/>
-          <w:color w:val="0F1115"/>
-          <w:sz w:val="24"/>
-          <w:szCs w:val="24"/>
-        </w:rPr>
-        <w:t>công</w:t>
-      </w:r>
-      <w:proofErr w:type="spellEnd"/>
-      <w:r>
-        <w:rPr>
-          <w:rFonts w:ascii="Segoe UI" w:eastAsia="Times New Roman" w:hAnsi="Segoe UI" w:cs="Segoe UI"/>
-          <w:color w:val="0F1115"/>
-          <w:sz w:val="24"/>
-          <w:szCs w:val="24"/>
-        </w:rPr>
-        <w:t xml:space="preserve">, di </w:t>
-      </w:r>
-      <w:proofErr w:type="spellStart"/>
-      <w:r>
-        <w:rPr>
-          <w:rFonts w:ascii="Segoe UI" w:eastAsia="Times New Roman" w:hAnsi="Segoe UI" w:cs="Segoe UI"/>
-          <w:color w:val="0F1115"/>
-          <w:sz w:val="24"/>
-          <w:szCs w:val="24"/>
-        </w:rPr>
-        <w:t>chuyển</w:t>
-      </w:r>
-      <w:proofErr w:type="spellEnd"/>
-      <w:r>
-        <w:rPr>
-          <w:rFonts w:ascii="Segoe UI" w:eastAsia="Times New Roman" w:hAnsi="Segoe UI" w:cs="Segoe UI"/>
-          <w:color w:val="0F1115"/>
-          <w:sz w:val="24"/>
-          <w:szCs w:val="24"/>
-        </w:rPr>
-        <w:t xml:space="preserve"> </w:t>
-      </w:r>
-      <w:proofErr w:type="spellStart"/>
-      <w:r>
-        <w:rPr>
-          <w:rFonts w:ascii="Segoe UI" w:eastAsia="Times New Roman" w:hAnsi="Segoe UI" w:cs="Segoe UI"/>
-          <w:color w:val="0F1115"/>
-          <w:sz w:val="24"/>
-          <w:szCs w:val="24"/>
-        </w:rPr>
-        <w:t>vào</w:t>
-      </w:r>
-      <w:proofErr w:type="spellEnd"/>
-      <w:r>
-        <w:rPr>
-          <w:rFonts w:ascii="Segoe UI" w:eastAsia="Times New Roman" w:hAnsi="Segoe UI" w:cs="Segoe UI"/>
-          <w:color w:val="0F1115"/>
-          <w:sz w:val="24"/>
-          <w:szCs w:val="24"/>
-        </w:rPr>
-        <w:t xml:space="preserve"> </w:t>
-      </w:r>
-      <w:proofErr w:type="spellStart"/>
-      <w:r>
-        <w:rPr>
-          <w:rFonts w:ascii="Segoe UI" w:eastAsia="Times New Roman" w:hAnsi="Segoe UI" w:cs="Segoe UI"/>
-          <w:color w:val="0F1115"/>
-          <w:sz w:val="24"/>
-          <w:szCs w:val="24"/>
-        </w:rPr>
-        <w:t>thư</w:t>
-      </w:r>
-      <w:proofErr w:type="spellEnd"/>
-      <w:r>
-        <w:rPr>
-          <w:rFonts w:ascii="Segoe UI" w:eastAsia="Times New Roman" w:hAnsi="Segoe UI" w:cs="Segoe UI"/>
-          <w:color w:val="0F1115"/>
-          <w:sz w:val="24"/>
-          <w:szCs w:val="24"/>
-        </w:rPr>
-        <w:t xml:space="preserve"> </w:t>
-      </w:r>
-      <w:proofErr w:type="spellStart"/>
-      <w:r>
-        <w:rPr>
-          <w:rFonts w:ascii="Segoe UI" w:eastAsia="Times New Roman" w:hAnsi="Segoe UI" w:cs="Segoe UI"/>
-          <w:color w:val="0F1115"/>
-          <w:sz w:val="24"/>
-          <w:szCs w:val="24"/>
-        </w:rPr>
-        <w:t>mục</w:t>
-      </w:r>
-      <w:proofErr w:type="spellEnd"/>
-      <w:r>
-        <w:rPr>
-          <w:rFonts w:ascii="Segoe UI" w:eastAsia="Times New Roman" w:hAnsi="Segoe UI" w:cs="Segoe UI"/>
-          <w:color w:val="0F1115"/>
-          <w:sz w:val="24"/>
-          <w:szCs w:val="24"/>
-        </w:rPr>
-        <w:t xml:space="preserve"> </w:t>
-      </w:r>
-      <w:proofErr w:type="spellStart"/>
-      <w:r>
-        <w:rPr>
-          <w:rFonts w:ascii="Segoe UI" w:eastAsia="Times New Roman" w:hAnsi="Segoe UI" w:cs="Segoe UI"/>
-          <w:color w:val="0F1115"/>
-          <w:sz w:val="24"/>
-          <w:szCs w:val="24"/>
-        </w:rPr>
-        <w:t>dự</w:t>
-      </w:r>
-      <w:proofErr w:type="spellEnd"/>
-      <w:r>
-        <w:rPr>
-          <w:rFonts w:ascii="Segoe UI" w:eastAsia="Times New Roman" w:hAnsi="Segoe UI" w:cs="Segoe UI"/>
-          <w:color w:val="0F1115"/>
-          <w:sz w:val="24"/>
-          <w:szCs w:val="24"/>
-        </w:rPr>
-        <w:t xml:space="preserve"> </w:t>
-      </w:r>
-      <w:proofErr w:type="spellStart"/>
-      <w:r>
-        <w:rPr>
-          <w:rFonts w:ascii="Segoe UI" w:eastAsia="Times New Roman" w:hAnsi="Segoe UI" w:cs="Segoe UI"/>
-          <w:color w:val="0F1115"/>
-          <w:sz w:val="24"/>
-          <w:szCs w:val="24"/>
-        </w:rPr>
-        <w:t>án</w:t>
-      </w:r>
-      <w:proofErr w:type="spellEnd"/>
-      <w:r>
-        <w:rPr>
-          <w:rFonts w:ascii="Segoe UI" w:eastAsia="Times New Roman" w:hAnsi="Segoe UI" w:cs="Segoe UI"/>
-          <w:color w:val="0F1115"/>
-          <w:sz w:val="24"/>
-          <w:szCs w:val="24"/>
-        </w:rPr>
-        <w:t xml:space="preserve"> </w:t>
-      </w:r>
-      <w:proofErr w:type="spellStart"/>
-      <w:r>
-        <w:rPr>
-          <w:rFonts w:ascii="Segoe UI" w:eastAsia="Times New Roman" w:hAnsi="Segoe UI" w:cs="Segoe UI"/>
-          <w:color w:val="0F1115"/>
-          <w:sz w:val="24"/>
-          <w:szCs w:val="24"/>
-        </w:rPr>
-        <w:t>vừa</w:t>
-      </w:r>
-      <w:proofErr w:type="spellEnd"/>
-      <w:r>
-        <w:rPr>
-          <w:rFonts w:ascii="Segoe UI" w:eastAsia="Times New Roman" w:hAnsi="Segoe UI" w:cs="Segoe UI"/>
-          <w:color w:val="0F1115"/>
-          <w:sz w:val="24"/>
-          <w:szCs w:val="24"/>
-        </w:rPr>
-        <w:t xml:space="preserve"> </w:t>
-      </w:r>
-      <w:proofErr w:type="spellStart"/>
-      <w:r>
-        <w:rPr>
-          <w:rFonts w:ascii="Segoe UI" w:eastAsia="Times New Roman" w:hAnsi="Segoe UI" w:cs="Segoe UI"/>
-          <w:color w:val="0F1115"/>
-          <w:sz w:val="24"/>
-          <w:szCs w:val="24"/>
-        </w:rPr>
-        <w:t>tải</w:t>
-      </w:r>
-      <w:proofErr w:type="spellEnd"/>
-      <w:r>
-        <w:rPr>
-          <w:rFonts w:ascii="Segoe UI" w:eastAsia="Times New Roman" w:hAnsi="Segoe UI" w:cs="Segoe UI"/>
-          <w:color w:val="0F1115"/>
-          <w:sz w:val="24"/>
-          <w:szCs w:val="24"/>
-        </w:rPr>
-        <w:t xml:space="preserve"> </w:t>
-      </w:r>
-      <w:proofErr w:type="spellStart"/>
-      <w:r>
-        <w:rPr>
-          <w:rFonts w:ascii="Segoe UI" w:eastAsia="Times New Roman" w:hAnsi="Segoe UI" w:cs="Segoe UI"/>
-          <w:color w:val="0F1115"/>
-          <w:sz w:val="24"/>
-          <w:szCs w:val="24"/>
-        </w:rPr>
-        <w:t>về</w:t>
-      </w:r>
-      <w:proofErr w:type="spellEnd"/>
-      <w:r>
-        <w:rPr>
-          <w:rFonts w:ascii="Segoe UI" w:eastAsia="Times New Roman" w:hAnsi="Segoe UI" w:cs="Segoe UI"/>
-          <w:color w:val="0F1115"/>
-          <w:sz w:val="24"/>
-          <w:szCs w:val="24"/>
-        </w:rPr>
-        <w:t>:</w:t>
-      </w:r>
-    </w:p>
-    <w:p>
-      <w:pPr>
-        <w:shd w:val="clear" w:color="auto" w:fill="FFFFFF"/>
-        <w:spacing w:after="0" w:line="300" w:lineRule="atLeast"/>
-        <w:rPr>
-          <w:rFonts w:ascii="Segoe UI" w:eastAsia="Times New Roman" w:hAnsi="Segoe UI" w:cs="Segoe UI"/>
-          <w:color w:val="0F1115"/>
-          <w:sz w:val="20"/>
-          <w:szCs w:val="20"/>
-        </w:rPr>
-      </w:pPr>
-      <w:r>
-        <w:rPr>
-          <w:rFonts w:ascii="Consolas" w:eastAsia="Times New Roman" w:hAnsi="Consolas" w:cs="Segoe UI"/>
-          <w:color w:val="0F1115"/>
-          <w:sz w:val="18"/>
-          <w:szCs w:val="18"/>
-        </w:rPr>
-        <w:t>bash</w:t>
-      </w:r>
+      <w:hyperlink r:id="rId5" w:history="1">
+        <w:r>
+          <w:rPr>
+            <w:rStyle w:val="Hyperlink"/>
+            <w:rFonts w:ascii="Consolas" w:eastAsia="Times New Roman" w:hAnsi="Consolas" w:cs="Courier New"/>
+            <w:sz w:val="20"/>
+            <w:szCs w:val="20"/>
+          </w:rPr>
+          <w:t>https://github.com/TruongHienLong/Student-face-recognize-AI-app.git</w:t>
+        </w:r>
+      </w:hyperlink>
     </w:p>
     <w:p>
       <w:pPr>
@@ -949,6 +667,319 @@
         <w:wordWrap w:val="0"/>
         <w:spacing w:line="330" w:lineRule="atLeast"/>
         <w:rPr>
+          <w:rFonts w:ascii="Segoe UI" w:eastAsia="Times New Roman" w:hAnsi="Segoe UI" w:cs="Segoe UI"/>
+          <w:color w:val="0F1115"/>
+          <w:sz w:val="24"/>
+          <w:szCs w:val="24"/>
+        </w:rPr>
+      </w:pPr>
+      <w:proofErr w:type="spellStart"/>
+      <w:r>
+        <w:rPr>
+          <w:rFonts w:ascii="Segoe UI" w:eastAsia="Times New Roman" w:hAnsi="Segoe UI" w:cs="Segoe UI"/>
+          <w:color w:val="0F1115"/>
+          <w:sz w:val="24"/>
+          <w:szCs w:val="24"/>
+        </w:rPr>
+        <w:t>Sau</w:t>
+      </w:r>
+      <w:proofErr w:type="spellEnd"/>
+      <w:r>
+        <w:rPr>
+          <w:rFonts w:ascii="Segoe UI" w:eastAsia="Times New Roman" w:hAnsi="Segoe UI" w:cs="Segoe UI"/>
+          <w:color w:val="0F1115"/>
+          <w:sz w:val="24"/>
+          <w:szCs w:val="24"/>
+        </w:rPr>
+        <w:t xml:space="preserve"> </w:t>
+      </w:r>
+      <w:proofErr w:type="spellStart"/>
+      <w:r>
+        <w:rPr>
+          <w:rFonts w:ascii="Segoe UI" w:eastAsia="Times New Roman" w:hAnsi="Segoe UI" w:cs="Segoe UI"/>
+          <w:color w:val="0F1115"/>
+          <w:sz w:val="24"/>
+          <w:szCs w:val="24"/>
+        </w:rPr>
+        <w:t>khi</w:t>
+      </w:r>
+      <w:proofErr w:type="spellEnd"/>
+      <w:r>
+        <w:rPr>
+          <w:rFonts w:ascii="Segoe UI" w:eastAsia="Times New Roman" w:hAnsi="Segoe UI" w:cs="Segoe UI"/>
+          <w:color w:val="0F1115"/>
+          <w:sz w:val="24"/>
+          <w:szCs w:val="24"/>
+        </w:rPr>
+        <w:t xml:space="preserve"> clone </w:t>
+      </w:r>
+      <w:proofErr w:type="spellStart"/>
+      <w:r>
+        <w:rPr>
+          <w:rFonts w:ascii="Segoe UI" w:eastAsia="Times New Roman" w:hAnsi="Segoe UI" w:cs="Segoe UI"/>
+          <w:color w:val="0F1115"/>
+          <w:sz w:val="24"/>
+          <w:szCs w:val="24"/>
+        </w:rPr>
+        <w:t>thành</w:t>
+      </w:r>
+      <w:proofErr w:type="spellEnd"/>
+      <w:r>
+        <w:rPr>
+          <w:rFonts w:ascii="Segoe UI" w:eastAsia="Times New Roman" w:hAnsi="Segoe UI" w:cs="Segoe UI"/>
+          <w:color w:val="0F1115"/>
+          <w:sz w:val="24"/>
+          <w:szCs w:val="24"/>
+        </w:rPr>
+        <w:t xml:space="preserve"> </w:t>
+      </w:r>
+      <w:proofErr w:type="spellStart"/>
+      <w:r>
+        <w:rPr>
+          <w:rFonts w:ascii="Segoe UI" w:eastAsia="Times New Roman" w:hAnsi="Segoe UI" w:cs="Segoe UI"/>
+          <w:color w:val="0F1115"/>
+          <w:sz w:val="24"/>
+          <w:szCs w:val="24"/>
+        </w:rPr>
+        <w:t>công</w:t>
+      </w:r>
+      <w:proofErr w:type="spellEnd"/>
+      <w:r>
+        <w:rPr>
+          <w:rFonts w:ascii="Segoe UI" w:eastAsia="Times New Roman" w:hAnsi="Segoe UI" w:cs="Segoe UI"/>
+          <w:color w:val="0F1115"/>
+          <w:sz w:val="24"/>
+          <w:szCs w:val="24"/>
+        </w:rPr>
+        <w:t xml:space="preserve">, di </w:t>
+      </w:r>
+      <w:proofErr w:type="spellStart"/>
+      <w:r>
+        <w:rPr>
+          <w:rFonts w:ascii="Segoe UI" w:eastAsia="Times New Roman" w:hAnsi="Segoe UI" w:cs="Segoe UI"/>
+          <w:color w:val="0F1115"/>
+          <w:sz w:val="24"/>
+          <w:szCs w:val="24"/>
+        </w:rPr>
+        <w:t>chuyển</w:t>
+      </w:r>
+      <w:proofErr w:type="spellEnd"/>
+      <w:r>
+        <w:rPr>
+          <w:rFonts w:ascii="Segoe UI" w:eastAsia="Times New Roman" w:hAnsi="Segoe UI" w:cs="Segoe UI"/>
+          <w:color w:val="0F1115"/>
+          <w:sz w:val="24"/>
+          <w:szCs w:val="24"/>
+        </w:rPr>
+        <w:t xml:space="preserve"> </w:t>
+      </w:r>
+      <w:proofErr w:type="spellStart"/>
+      <w:r>
+        <w:rPr>
+          <w:rFonts w:ascii="Segoe UI" w:eastAsia="Times New Roman" w:hAnsi="Segoe UI" w:cs="Segoe UI"/>
+          <w:color w:val="0F1115"/>
+          <w:sz w:val="24"/>
+          <w:szCs w:val="24"/>
+        </w:rPr>
+        <w:t>vào</w:t>
+      </w:r>
+      <w:proofErr w:type="spellEnd"/>
+      <w:r>
+        <w:rPr>
+          <w:rFonts w:ascii="Segoe UI" w:eastAsia="Times New Roman" w:hAnsi="Segoe UI" w:cs="Segoe UI"/>
+          <w:color w:val="0F1115"/>
+          <w:sz w:val="24"/>
+          <w:szCs w:val="24"/>
+        </w:rPr>
+        <w:t xml:space="preserve"> </w:t>
+      </w:r>
+      <w:proofErr w:type="spellStart"/>
+      <w:r>
+        <w:rPr>
+          <w:rFonts w:ascii="Segoe UI" w:eastAsia="Times New Roman" w:hAnsi="Segoe UI" w:cs="Segoe UI"/>
+          <w:color w:val="0F1115"/>
+          <w:sz w:val="24"/>
+          <w:szCs w:val="24"/>
+        </w:rPr>
+        <w:t>thư</w:t>
+      </w:r>
+      <w:proofErr w:type="spellEnd"/>
+      <w:r>
+        <w:rPr>
+          <w:rFonts w:ascii="Segoe UI" w:eastAsia="Times New Roman" w:hAnsi="Segoe UI" w:cs="Segoe UI"/>
+          <w:color w:val="0F1115"/>
+          <w:sz w:val="24"/>
+          <w:szCs w:val="24"/>
+        </w:rPr>
+        <w:t xml:space="preserve"> </w:t>
+      </w:r>
+      <w:proofErr w:type="spellStart"/>
+      <w:r>
+        <w:rPr>
+          <w:rFonts w:ascii="Segoe UI" w:eastAsia="Times New Roman" w:hAnsi="Segoe UI" w:cs="Segoe UI"/>
+          <w:color w:val="0F1115"/>
+          <w:sz w:val="24"/>
+          <w:szCs w:val="24"/>
+        </w:rPr>
+        <w:t>mục</w:t>
+      </w:r>
+      <w:proofErr w:type="spellEnd"/>
+      <w:r>
+        <w:rPr>
+          <w:rFonts w:ascii="Segoe UI" w:eastAsia="Times New Roman" w:hAnsi="Segoe UI" w:cs="Segoe UI"/>
+          <w:color w:val="0F1115"/>
+          <w:sz w:val="24"/>
+          <w:szCs w:val="24"/>
+        </w:rPr>
+        <w:t xml:space="preserve"> </w:t>
+      </w:r>
+      <w:proofErr w:type="spellStart"/>
+      <w:r>
+        <w:rPr>
+          <w:rFonts w:ascii="Segoe UI" w:eastAsia="Times New Roman" w:hAnsi="Segoe UI" w:cs="Segoe UI"/>
+          <w:color w:val="0F1115"/>
+          <w:sz w:val="24"/>
+          <w:szCs w:val="24"/>
+        </w:rPr>
+        <w:t>dự</w:t>
+      </w:r>
+      <w:proofErr w:type="spellEnd"/>
+      <w:r>
+        <w:rPr>
+          <w:rFonts w:ascii="Segoe UI" w:eastAsia="Times New Roman" w:hAnsi="Segoe UI" w:cs="Segoe UI"/>
+          <w:color w:val="0F1115"/>
+          <w:sz w:val="24"/>
+          <w:szCs w:val="24"/>
+        </w:rPr>
+        <w:t xml:space="preserve"> </w:t>
+      </w:r>
+      <w:proofErr w:type="spellStart"/>
+      <w:r>
+        <w:rPr>
+          <w:rFonts w:ascii="Segoe UI" w:eastAsia="Times New Roman" w:hAnsi="Segoe UI" w:cs="Segoe UI"/>
+          <w:color w:val="0F1115"/>
+          <w:sz w:val="24"/>
+          <w:szCs w:val="24"/>
+        </w:rPr>
+        <w:t>án</w:t>
+      </w:r>
+      <w:proofErr w:type="spellEnd"/>
+      <w:r>
+        <w:rPr>
+          <w:rFonts w:ascii="Segoe UI" w:eastAsia="Times New Roman" w:hAnsi="Segoe UI" w:cs="Segoe UI"/>
+          <w:color w:val="0F1115"/>
+          <w:sz w:val="24"/>
+          <w:szCs w:val="24"/>
+        </w:rPr>
+        <w:t xml:space="preserve"> </w:t>
+      </w:r>
+      <w:proofErr w:type="spellStart"/>
+      <w:r>
+        <w:rPr>
+          <w:rFonts w:ascii="Segoe UI" w:eastAsia="Times New Roman" w:hAnsi="Segoe UI" w:cs="Segoe UI"/>
+          <w:color w:val="0F1115"/>
+          <w:sz w:val="24"/>
+          <w:szCs w:val="24"/>
+        </w:rPr>
+        <w:t>vừa</w:t>
+      </w:r>
+      <w:proofErr w:type="spellEnd"/>
+      <w:r>
+        <w:rPr>
+          <w:rFonts w:ascii="Segoe UI" w:eastAsia="Times New Roman" w:hAnsi="Segoe UI" w:cs="Segoe UI"/>
+          <w:color w:val="0F1115"/>
+          <w:sz w:val="24"/>
+          <w:szCs w:val="24"/>
+        </w:rPr>
+        <w:t xml:space="preserve"> </w:t>
+      </w:r>
+      <w:proofErr w:type="spellStart"/>
+      <w:r>
+        <w:rPr>
+          <w:rFonts w:ascii="Segoe UI" w:eastAsia="Times New Roman" w:hAnsi="Segoe UI" w:cs="Segoe UI"/>
+          <w:color w:val="0F1115"/>
+          <w:sz w:val="24"/>
+          <w:szCs w:val="24"/>
+        </w:rPr>
+        <w:t>tải</w:t>
+      </w:r>
+      <w:proofErr w:type="spellEnd"/>
+      <w:r>
+        <w:rPr>
+          <w:rFonts w:ascii="Segoe UI" w:eastAsia="Times New Roman" w:hAnsi="Segoe UI" w:cs="Segoe UI"/>
+          <w:color w:val="0F1115"/>
+          <w:sz w:val="24"/>
+          <w:szCs w:val="24"/>
+        </w:rPr>
+        <w:t xml:space="preserve"> </w:t>
+      </w:r>
+      <w:proofErr w:type="spellStart"/>
+      <w:r>
+        <w:rPr>
+          <w:rFonts w:ascii="Segoe UI" w:eastAsia="Times New Roman" w:hAnsi="Segoe UI" w:cs="Segoe UI"/>
+          <w:color w:val="0F1115"/>
+          <w:sz w:val="24"/>
+          <w:szCs w:val="24"/>
+        </w:rPr>
+        <w:t>về</w:t>
+      </w:r>
+      <w:proofErr w:type="spellEnd"/>
+      <w:r>
+        <w:rPr>
+          <w:rFonts w:ascii="Segoe UI" w:eastAsia="Times New Roman" w:hAnsi="Segoe UI" w:cs="Segoe UI"/>
+          <w:color w:val="0F1115"/>
+          <w:sz w:val="24"/>
+          <w:szCs w:val="24"/>
+        </w:rPr>
+        <w:t>:</w:t>
+      </w:r>
+    </w:p>
+    <w:p>
+      <w:pPr>
+        <w:shd w:val="clear" w:color="auto" w:fill="FFFFFF"/>
+        <w:spacing w:after="0" w:line="300" w:lineRule="atLeast"/>
+        <w:rPr>
+          <w:rFonts w:ascii="Segoe UI" w:eastAsia="Times New Roman" w:hAnsi="Segoe UI" w:cs="Segoe UI"/>
+          <w:color w:val="0F1115"/>
+          <w:sz w:val="20"/>
+          <w:szCs w:val="20"/>
+        </w:rPr>
+      </w:pPr>
+      <w:r>
+        <w:rPr>
+          <w:rFonts w:ascii="Consolas" w:eastAsia="Times New Roman" w:hAnsi="Consolas" w:cs="Segoe UI"/>
+          <w:color w:val="0F1115"/>
+          <w:sz w:val="18"/>
+          <w:szCs w:val="18"/>
+        </w:rPr>
+        <w:t>bash</w:t>
+      </w:r>
+      <w:bookmarkStart w:id="0" w:name="_GoBack"/>
+      <w:bookmarkEnd w:id="0"/>
+    </w:p>
+    <w:p>
+      <w:pPr>
+        <w:tabs>
+          <w:tab w:val="left" w:pos="916"/>
+          <w:tab w:val="left" w:pos="1832"/>
+          <w:tab w:val="left" w:pos="2748"/>
+          <w:tab w:val="left" w:pos="3664"/>
+          <w:tab w:val="left" w:pos="4580"/>
+          <w:tab w:val="left" w:pos="5496"/>
+          <w:tab w:val="left" w:pos="6412"/>
+          <w:tab w:val="left" w:pos="7328"/>
+          <w:tab w:val="left" w:pos="8244"/>
+          <w:tab w:val="left" w:pos="9160"/>
+          <w:tab w:val="left" w:pos="10076"/>
+          <w:tab w:val="left" w:pos="10992"/>
+          <w:tab w:val="left" w:pos="11908"/>
+          <w:tab w:val="left" w:pos="12824"/>
+          <w:tab w:val="left" w:pos="13740"/>
+          <w:tab w:val="left" w:pos="14656"/>
+        </w:tabs>
+        <w:wordWrap w:val="0"/>
+        <w:spacing w:line="330" w:lineRule="atLeast"/>
+        <w:rPr>
           <w:rFonts w:ascii="Consolas" w:eastAsia="Times New Roman" w:hAnsi="Consolas" w:cs="Courier New"/>
           <w:color w:val="0F1115"/>
           <w:sz w:val="20"/>
@@ -3647,7 +3678,7 @@
         </w:rPr>
         <w:t xml:space="preserve"> repository </w:t>
       </w:r>
-      <w:hyperlink r:id="rId5" w:tgtFrame="_blank" w:history="1">
+      <w:hyperlink r:id="rId6" w:tgtFrame="_blank" w:history="1">
         <w:r>
           <w:rPr>
             <w:rFonts w:ascii="Segoe UI" w:eastAsia="Times New Roman" w:hAnsi="Segoe UI" w:cs="Segoe UI"/>
@@ -4291,8 +4322,6 @@
           <w:szCs w:val="20"/>
         </w:rPr>
       </w:pPr>
-      <w:bookmarkStart w:id="0" w:name="_GoBack"/>
-      <w:bookmarkEnd w:id="0"/>
     </w:p>
     <w:p>
       <w:pPr>
@@ -4317,7 +4346,6 @@
           <w:sz w:val="24"/>
           <w:szCs w:val="24"/>
         </w:rPr>
-        <w:lastRenderedPageBreak/>
         <w:t>📦</w:t>
       </w:r>
       <w:r>
@@ -4532,6 +4560,7 @@
           <w:sz w:val="24"/>
           <w:szCs w:val="24"/>
         </w:rPr>
+        <w:lastRenderedPageBreak/>
         <w:t>Sau</w:t>
       </w:r>
       <w:proofErr w:type="spellEnd"/>
@@ -6748,7 +6777,6 @@
     <w:name w:val="Hyperlink"/>
     <w:basedOn w:val="DefaultParagraphFont"/>
     <w:uiPriority w:val="99"/>
-    <w:semiHidden/>
     <w:unhideWhenUsed/>
     <w:rsid w:val="0041466F"/>
     <w:rPr>
